--- a/tillsyn/A 11637-2026 tillsynsbegäran.docx
+++ b/tillsyn/A 11637-2026 tillsynsbegäran.docx
@@ -575,7 +575,7 @@
     <w:r>
       <w:tab/>
       <w:tab/>
-      <w:t>2026-03-04</w:t>
+      <w:t>2026-03-05</w:t>
       <w:br/>
       <w:br/>
     </w:r>

--- a/tillsyn/A 11637-2026 tillsynsbegäran.docx
+++ b/tillsyn/A 11637-2026 tillsynsbegäran.docx
@@ -575,7 +575,7 @@
     <w:r>
       <w:tab/>
       <w:tab/>
-      <w:t>2026-03-05</w:t>
+      <w:t>2026-03-06</w:t>
       <w:br/>
       <w:br/>
     </w:r>

--- a/tillsyn/A 11637-2026 tillsynsbegäran.docx
+++ b/tillsyn/A 11637-2026 tillsynsbegäran.docx
@@ -575,7 +575,7 @@
     <w:r>
       <w:tab/>
       <w:tab/>
-      <w:t>2026-03-06</w:t>
+      <w:t>2026-03-07</w:t>
       <w:br/>
       <w:br/>
     </w:r>

--- a/tillsyn/A 11637-2026 tillsynsbegäran.docx
+++ b/tillsyn/A 11637-2026 tillsynsbegäran.docx
@@ -575,7 +575,7 @@
     <w:r>
       <w:tab/>
       <w:tab/>
-      <w:t>2026-03-07</w:t>
+      <w:t>2026-03-08</w:t>
       <w:br/>
       <w:br/>
     </w:r>

--- a/tillsyn/A 11637-2026 tillsynsbegäran.docx
+++ b/tillsyn/A 11637-2026 tillsynsbegäran.docx
@@ -575,7 +575,7 @@
     <w:r>
       <w:tab/>
       <w:tab/>
-      <w:t>2026-03-08</w:t>
+      <w:t>2026-03-09</w:t>
       <w:br/>
       <w:br/>
     </w:r>

--- a/tillsyn/A 11637-2026 tillsynsbegäran.docx
+++ b/tillsyn/A 11637-2026 tillsynsbegäran.docx
@@ -12,7 +12,7 @@
     </w:p>
     <w:p>
       <w:r>
-        <w:t>Detta dokument behandlar höga naturvärden i avverkningsanmälan A 11637-2026 i Leksands kommun. Denna avverkningsanmälan inkom 2026-03-03 11:42:50 och omfattar 8,6 ha.</w:t>
+        <w:t>Detta dokument behandlar höga naturvärden i avverkningsanmälan A 11637-2026 i Leksands kommun. Denna avverkningsanmälan inkom 2026-03-03 00:00:00 och omfattar 8,6 ha.</w:t>
       </w:r>
     </w:p>
     <w:p>
@@ -575,7 +575,7 @@
     <w:r>
       <w:tab/>
       <w:tab/>
-      <w:t>2026-03-09</w:t>
+      <w:t>2026-03-10</w:t>
       <w:br/>
       <w:br/>
     </w:r>

--- a/tillsyn/A 11637-2026 tillsynsbegäran.docx
+++ b/tillsyn/A 11637-2026 tillsynsbegäran.docx
@@ -575,7 +575,7 @@
     <w:r>
       <w:tab/>
       <w:tab/>
-      <w:t>2026-03-10</w:t>
+      <w:t>2026-03-11</w:t>
       <w:br/>
       <w:br/>
     </w:r>

--- a/tillsyn/A 11637-2026 tillsynsbegäran.docx
+++ b/tillsyn/A 11637-2026 tillsynsbegäran.docx
@@ -575,7 +575,7 @@
     <w:r>
       <w:tab/>
       <w:tab/>
-      <w:t>2026-03-11</w:t>
+      <w:t>2026-03-12</w:t>
       <w:br/>
       <w:br/>
     </w:r>

--- a/tillsyn/A 11637-2026 tillsynsbegäran.docx
+++ b/tillsyn/A 11637-2026 tillsynsbegäran.docx
@@ -575,7 +575,7 @@
     <w:r>
       <w:tab/>
       <w:tab/>
-      <w:t>2026-03-12</w:t>
+      <w:t>2026-03-13</w:t>
       <w:br/>
       <w:br/>
     </w:r>

--- a/tillsyn/A 11637-2026 tillsynsbegäran.docx
+++ b/tillsyn/A 11637-2026 tillsynsbegäran.docx
@@ -575,7 +575,7 @@
     <w:r>
       <w:tab/>
       <w:tab/>
-      <w:t>2026-04-14</w:t>
+      <w:t>2026-04-15</w:t>
       <w:br/>
       <w:br/>
     </w:r>

--- a/tillsyn/A 11637-2026 tillsynsbegäran.docx
+++ b/tillsyn/A 11637-2026 tillsynsbegäran.docx
@@ -575,7 +575,7 @@
     <w:r>
       <w:tab/>
       <w:tab/>
-      <w:t>2026-04-15</w:t>
+      <w:t>2026-04-16</w:t>
       <w:br/>
       <w:br/>
     </w:r>

--- a/tillsyn/A 11637-2026 tillsynsbegäran.docx
+++ b/tillsyn/A 11637-2026 tillsynsbegäran.docx
@@ -575,7 +575,7 @@
     <w:r>
       <w:tab/>
       <w:tab/>
-      <w:t>2026-04-16</w:t>
+      <w:t>2026-04-17</w:t>
       <w:br/>
       <w:br/>
     </w:r>

--- a/tillsyn/A 11637-2026 tillsynsbegäran.docx
+++ b/tillsyn/A 11637-2026 tillsynsbegäran.docx
@@ -575,7 +575,7 @@
     <w:r>
       <w:tab/>
       <w:tab/>
-      <w:t>2026-04-17</w:t>
+      <w:t>2026-04-18</w:t>
       <w:br/>
       <w:br/>
     </w:r>

--- a/tillsyn/A 11637-2026 tillsynsbegäran.docx
+++ b/tillsyn/A 11637-2026 tillsynsbegäran.docx
@@ -575,7 +575,7 @@
     <w:r>
       <w:tab/>
       <w:tab/>
-      <w:t>2026-04-18</w:t>
+      <w:t>2026-04-19</w:t>
       <w:br/>
       <w:br/>
     </w:r>

--- a/tillsyn/A 11637-2026 tillsynsbegäran.docx
+++ b/tillsyn/A 11637-2026 tillsynsbegäran.docx
@@ -575,7 +575,7 @@
     <w:r>
       <w:tab/>
       <w:tab/>
-      <w:t>2026-04-19</w:t>
+      <w:t>2026-04-20</w:t>
       <w:br/>
       <w:br/>
     </w:r>

--- a/tillsyn/A 11637-2026 tillsynsbegäran.docx
+++ b/tillsyn/A 11637-2026 tillsynsbegäran.docx
@@ -575,7 +575,7 @@
     <w:r>
       <w:tab/>
       <w:tab/>
-      <w:t>2026-04-20</w:t>
+      <w:t>2026-04-21</w:t>
       <w:br/>
       <w:br/>
     </w:r>

--- a/tillsyn/A 11637-2026 tillsynsbegäran.docx
+++ b/tillsyn/A 11637-2026 tillsynsbegäran.docx
@@ -575,7 +575,7 @@
     <w:r>
       <w:tab/>
       <w:tab/>
-      <w:t>2026-04-21</w:t>
+      <w:t>2026-04-22</w:t>
       <w:br/>
       <w:br/>
     </w:r>

--- a/tillsyn/A 11637-2026 tillsynsbegäran.docx
+++ b/tillsyn/A 11637-2026 tillsynsbegäran.docx
@@ -575,7 +575,7 @@
     <w:r>
       <w:tab/>
       <w:tab/>
-      <w:t>2026-04-22</w:t>
+      <w:t>2026-04-23</w:t>
       <w:br/>
       <w:br/>
     </w:r>

--- a/tillsyn/A 11637-2026 tillsynsbegäran.docx
+++ b/tillsyn/A 11637-2026 tillsynsbegäran.docx
@@ -575,7 +575,7 @@
     <w:r>
       <w:tab/>
       <w:tab/>
-      <w:t>2026-04-23</w:t>
+      <w:t>2026-04-24</w:t>
       <w:br/>
       <w:br/>
     </w:r>

--- a/tillsyn/A 11637-2026 tillsynsbegäran.docx
+++ b/tillsyn/A 11637-2026 tillsynsbegäran.docx
@@ -575,7 +575,7 @@
     <w:r>
       <w:tab/>
       <w:tab/>
-      <w:t>2026-04-24</w:t>
+      <w:t>2026-04-25</w:t>
       <w:br/>
       <w:br/>
     </w:r>

--- a/tillsyn/A 11637-2026 tillsynsbegäran.docx
+++ b/tillsyn/A 11637-2026 tillsynsbegäran.docx
@@ -575,7 +575,7 @@
     <w:r>
       <w:tab/>
       <w:tab/>
-      <w:t>2026-04-25</w:t>
+      <w:t>2026-04-26</w:t>
       <w:br/>
       <w:br/>
     </w:r>

--- a/tillsyn/A 11637-2026 tillsynsbegäran.docx
+++ b/tillsyn/A 11637-2026 tillsynsbegäran.docx
@@ -575,7 +575,7 @@
     <w:r>
       <w:tab/>
       <w:tab/>
-      <w:t>2026-04-26</w:t>
+      <w:t>2026-04-27</w:t>
       <w:br/>
       <w:br/>
     </w:r>

--- a/tillsyn/A 11637-2026 tillsynsbegäran.docx
+++ b/tillsyn/A 11637-2026 tillsynsbegäran.docx
@@ -575,7 +575,7 @@
     <w:r>
       <w:tab/>
       <w:tab/>
-      <w:t>2026-04-27</w:t>
+      <w:t>2026-04-28</w:t>
       <w:br/>
       <w:br/>
     </w:r>

--- a/tillsyn/A 11637-2026 tillsynsbegäran.docx
+++ b/tillsyn/A 11637-2026 tillsynsbegäran.docx
@@ -575,7 +575,7 @@
     <w:r>
       <w:tab/>
       <w:tab/>
-      <w:t>2026-04-28</w:t>
+      <w:t>2026-04-29</w:t>
       <w:br/>
       <w:br/>
     </w:r>
